--- a/worksheets/MS_L15_Compression_Worksheet.docx
+++ b/worksheets/MS_L15_Compression_Worksheet.docx
@@ -540,7 +540,7 @@
                 <w:sz w:val="21"/>
                 <w:szCs w:val="21"/>
               </w:rPr>
-              <w:t xml:space="preserve">Where is compression used, and why?</w:t>
+              <w:t xml:space="preserve">A three-minute song is about 30 MB uncompressed, but under 3 MB as an MP3. Suggest what could have been removed, and what could not.</w:t>
             </w:r>
           </w:p>
           <w:tbl>
@@ -4833,7 +4833,7 @@
                 <w:sz w:val="26"/>
                 <w:szCs w:val="26"/>
               </w:rPr>
-              <w:t xml:space="preserve">Task 3: run-length encoding</w:t>
+              <w:t xml:space="preserve">Run-length encoding</w:t>
             </w:r>
           </w:p>
           <w:p>
@@ -5608,7 +5608,7 @@
                 <w:sz w:val="21"/>
                 <w:szCs w:val="21"/>
               </w:rPr>
-              <w:t xml:space="preserve">a)  State two reasons why data is compressed.  </w:t>
+              <w:t xml:space="preserve">a)  Give two reasons why files are compressed before being sent over a network.  </w:t>
             </w:r>
             <w:r>
               <w:rPr>
@@ -5723,7 +5723,7 @@
                 <w:sz w:val="21"/>
                 <w:szCs w:val="21"/>
               </w:rPr>
-              <w:t xml:space="preserve">b)  Describe the difference between lossy and lossless compression.  </w:t>
+              <w:t xml:space="preserve">b)  Compare lossy and lossless compression, using an example of a file that suits each.  </w:t>
             </w:r>
             <w:r>
               <w:rPr>
@@ -5732,7 +5732,7 @@
                 <w:sz w:val="21"/>
                 <w:szCs w:val="21"/>
               </w:rPr>
-              <w:t xml:space="preserve">[4]</w:t>
+              <w:t xml:space="preserve">[6]</w:t>
             </w:r>
           </w:p>
           <w:tbl>
@@ -5898,6 +5898,80 @@
                 </w:p>
               </w:tc>
             </w:tr>
+            <w:tr>
+              <w:trPr>
+                <w:cantSplit/>
+                <w:trHeight w:val="460" w:hRule="exact"/>
+              </w:trPr>
+              <w:tc>
+                <w:tcPr>
+                  <w:tcW w:type="dxa" w:w="10026"/>
+                  <w:tcBorders>
+                    <w:top w:val="none" w:color="FFFFFF" w:sz="0"/>
+                    <w:left w:val="none" w:color="FFFFFF" w:sz="0"/>
+                    <w:bottom w:val="dotted" w:color="9AA8BC" w:sz="6"/>
+                    <w:right w:val="none" w:color="FFFFFF" w:sz="0"/>
+                  </w:tcBorders>
+                  <w:tcMar>
+                    <w:left w:type="dxa" w:w="0"/>
+                    <w:bottom w:type="dxa" w:w="20"/>
+                    <w:right w:type="dxa" w:w="0"/>
+                  </w:tcMar>
+                  <w:vAlign w:val="bottom"/>
+                </w:tcPr>
+                <w:p>
+                  <w:pPr>
+                    <w:spacing w:after="0" w:before="0"/>
+                  </w:pPr>
+                  <w:r>
+                    <w:rPr>
+                      <w:rFonts w:ascii="Arial" w:cs="Arial" w:eastAsia="Arial" w:hAnsi="Arial"/>
+                      <w:color w:val="5A6B85"/>
+                      <w:sz w:val="21"/>
+                      <w:szCs w:val="21"/>
+                    </w:rPr>
+                    <w:t xml:space="preserve"/>
+                  </w:r>
+                </w:p>
+              </w:tc>
+            </w:tr>
+            <w:tr>
+              <w:trPr>
+                <w:cantSplit/>
+                <w:trHeight w:val="460" w:hRule="exact"/>
+              </w:trPr>
+              <w:tc>
+                <w:tcPr>
+                  <w:tcW w:type="dxa" w:w="10026"/>
+                  <w:tcBorders>
+                    <w:top w:val="none" w:color="FFFFFF" w:sz="0"/>
+                    <w:left w:val="none" w:color="FFFFFF" w:sz="0"/>
+                    <w:bottom w:val="dotted" w:color="9AA8BC" w:sz="6"/>
+                    <w:right w:val="none" w:color="FFFFFF" w:sz="0"/>
+                  </w:tcBorders>
+                  <w:tcMar>
+                    <w:left w:type="dxa" w:w="0"/>
+                    <w:bottom w:type="dxa" w:w="20"/>
+                    <w:right w:type="dxa" w:w="0"/>
+                  </w:tcMar>
+                  <w:vAlign w:val="bottom"/>
+                </w:tcPr>
+                <w:p>
+                  <w:pPr>
+                    <w:spacing w:after="0" w:before="0"/>
+                  </w:pPr>
+                  <w:r>
+                    <w:rPr>
+                      <w:rFonts w:ascii="Arial" w:cs="Arial" w:eastAsia="Arial" w:hAnsi="Arial"/>
+                      <w:color w:val="5A6B85"/>
+                      <w:sz w:val="21"/>
+                      <w:szCs w:val="21"/>
+                    </w:rPr>
+                    <w:t xml:space="preserve"/>
+                  </w:r>
+                </w:p>
+              </w:tc>
+            </w:tr>
           </w:tbl>
           <w:p>
             <w:pPr>
@@ -5912,7 +5986,7 @@
                 <w:sz w:val="21"/>
                 <w:szCs w:val="21"/>
               </w:rPr>
-              <w:t xml:space="preserve">c)  Explain why a program file must be compressed using lossless compression.  </w:t>
+              <w:t xml:space="preserve">c)  Explain why run-length encoding shrinks a cartoon image more than a photograph.  </w:t>
             </w:r>
             <w:r>
               <w:rPr>
@@ -5921,7 +5995,7 @@
                 <w:sz w:val="21"/>
                 <w:szCs w:val="21"/>
               </w:rPr>
-              <w:t xml:space="preserve">[2]</w:t>
+              <w:t xml:space="preserve">[3]</w:t>
             </w:r>
           </w:p>
           <w:tbl>
@@ -5939,6 +6013,43 @@
             <w:tblGrid>
               <w:gridCol w:w="10026"/>
             </w:tblGrid>
+            <w:tr>
+              <w:trPr>
+                <w:cantSplit/>
+                <w:trHeight w:val="460" w:hRule="exact"/>
+              </w:trPr>
+              <w:tc>
+                <w:tcPr>
+                  <w:tcW w:type="dxa" w:w="10026"/>
+                  <w:tcBorders>
+                    <w:top w:val="none" w:color="FFFFFF" w:sz="0"/>
+                    <w:left w:val="none" w:color="FFFFFF" w:sz="0"/>
+                    <w:bottom w:val="dotted" w:color="9AA8BC" w:sz="6"/>
+                    <w:right w:val="none" w:color="FFFFFF" w:sz="0"/>
+                  </w:tcBorders>
+                  <w:tcMar>
+                    <w:left w:type="dxa" w:w="0"/>
+                    <w:bottom w:type="dxa" w:w="20"/>
+                    <w:right w:type="dxa" w:w="0"/>
+                  </w:tcMar>
+                  <w:vAlign w:val="bottom"/>
+                </w:tcPr>
+                <w:p>
+                  <w:pPr>
+                    <w:spacing w:after="0" w:before="0"/>
+                  </w:pPr>
+                  <w:r>
+                    <w:rPr>
+                      <w:rFonts w:ascii="Arial" w:cs="Arial" w:eastAsia="Arial" w:hAnsi="Arial"/>
+                      <w:color w:val="5A6B85"/>
+                      <w:sz w:val="21"/>
+                      <w:szCs w:val="21"/>
+                    </w:rPr>
+                    <w:t xml:space="preserve"/>
+                  </w:r>
+                </w:p>
+              </w:tc>
+            </w:tr>
             <w:tr>
               <w:trPr>
                 <w:cantSplit/>
